--- a/flow/20230927_hours/drafts/2025-04-u/18.04.docx
+++ b/flow/20230927_hours/drafts/2025-04-u/18.04.docx
@@ -1,6 +1,6 @@
 
 <file path=word/document.xml><?xml version="1.0" encoding="utf-8"?>
-<w:document xmlns:wpc="http://schemas.microsoft.com/office/word/2010/wordprocessingCanvas" xmlns:cx="http://schemas.microsoft.com/office/drawing/2014/chartex" xmlns:cx1="http://schemas.microsoft.com/office/drawing/2015/9/8/chartex" xmlns:cx2="http://schemas.microsoft.com/office/drawing/2015/10/21/chartex" xmlns:cx3="http://schemas.microsoft.com/office/drawing/2016/5/9/chartex" xmlns:cx4="http://schemas.microsoft.com/office/drawing/2016/5/10/chartex" xmlns:cx5="http://schemas.microsoft.com/office/drawing/2016/5/11/chartex" xmlns:cx6="http://schemas.microsoft.com/office/drawing/2016/5/12/chartex" xmlns:cx7="http://schemas.microsoft.com/office/drawing/2016/5/13/chartex" xmlns:cx8="http://schemas.microsoft.com/office/drawing/2016/5/14/chartex" xmlns:mc="http://schemas.openxmlformats.org/markup-compatibility/2006" xmlns:aink="http://schemas.microsoft.com/office/drawing/2016/ink" xmlns:am3d="http://schemas.microsoft.com/office/drawing/2017/model3d" xmlns:o="urn:schemas-microsoft-com:office:office" xmlns:r="http://schemas.openxmlformats.org/officeDocument/2006/relationships" xmlns:m="http://schemas.openxmlformats.org/officeDocument/2006/math" xmlns:v="urn:schemas-microsoft-com:vml" xmlns:wp14="http://schemas.microsoft.com/office/word/2010/wordprocessingDrawing" xmlns:wp="http://schemas.openxmlformats.org/drawingml/2006/wordprocessingDrawing" xmlns:w10="urn:schemas-microsoft-com:office:word" xmlns:w="http://schemas.openxmlformats.org/wordprocessingml/2006/main" xmlns:w14="http://schemas.microsoft.com/office/word/2010/wordml" xmlns:w15="http://schemas.microsoft.com/office/word/2012/wordml" xmlns:w16cex="http://schemas.microsoft.com/office/word/2018/wordml/cex" xmlns:w16cid="http://schemas.microsoft.com/office/word/2016/wordml/cid" xmlns:w16="http://schemas.microsoft.com/office/word/2018/wordml" xmlns:w16se="http://schemas.microsoft.com/office/word/2015/wordml/symex" xmlns:wpg="http://schemas.microsoft.com/office/word/2010/wordprocessingGroup" xmlns:wpi="http://schemas.microsoft.com/office/word/2010/wordprocessingInk" xmlns:wne="http://schemas.microsoft.com/office/word/2006/wordml" xmlns:wps="http://schemas.microsoft.com/office/word/2010/wordprocessingShape" mc:Ignorable="w14 w15 w16se w16cid w16 w16cex wp14">
+<w:document xmlns:wpc="http://schemas.microsoft.com/office/word/2010/wordprocessingCanvas" xmlns:cx="http://schemas.microsoft.com/office/drawing/2014/chartex" xmlns:cx1="http://schemas.microsoft.com/office/drawing/2015/9/8/chartex" xmlns:cx2="http://schemas.microsoft.com/office/drawing/2015/10/21/chartex" xmlns:cx3="http://schemas.microsoft.com/office/drawing/2016/5/9/chartex" xmlns:cx4="http://schemas.microsoft.com/office/drawing/2016/5/10/chartex" xmlns:cx5="http://schemas.microsoft.com/office/drawing/2016/5/11/chartex" xmlns:cx6="http://schemas.microsoft.com/office/drawing/2016/5/12/chartex" xmlns:cx7="http://schemas.microsoft.com/office/drawing/2016/5/13/chartex" xmlns:cx8="http://schemas.microsoft.com/office/drawing/2016/5/14/chartex" xmlns:mc="http://schemas.openxmlformats.org/markup-compatibility/2006" xmlns:aink="http://schemas.microsoft.com/office/drawing/2016/ink" xmlns:am3d="http://schemas.microsoft.com/office/drawing/2017/model3d" xmlns:o="urn:schemas-microsoft-com:office:office" xmlns:r="http://schemas.openxmlformats.org/officeDocument/2006/relationships" xmlns:m="http://schemas.openxmlformats.org/officeDocument/2006/math" xmlns:v="urn:schemas-microsoft-com:vml" xmlns:wp14="http://schemas.microsoft.com/office/word/2010/wordprocessingDrawing" xmlns:wp="http://schemas.openxmlformats.org/drawingml/2006/wordprocessingDrawing" xmlns:w10="urn:schemas-microsoft-com:office:word" xmlns:w="http://schemas.openxmlformats.org/wordprocessingml/2006/main" xmlns:w14="http://schemas.microsoft.com/office/word/2010/wordml" xmlns:w15="http://schemas.microsoft.com/office/word/2012/wordml" xmlns:w16cex="http://schemas.microsoft.com/office/word/2018/wordml/cex" xmlns:w16cid="http://schemas.microsoft.com/office/word/2016/wordml/cid" xmlns:w16="http://schemas.microsoft.com/office/word/2018/wordml" xmlns:w16sdtdh="http://schemas.microsoft.com/office/word/2020/wordml/sdtdatahash" xmlns:w16se="http://schemas.microsoft.com/office/word/2015/wordml/symex" xmlns:wpg="http://schemas.microsoft.com/office/word/2010/wordprocessingGroup" xmlns:wpi="http://schemas.microsoft.com/office/word/2010/wordprocessingInk" xmlns:wne="http://schemas.microsoft.com/office/word/2006/wordml" xmlns:wps="http://schemas.microsoft.com/office/word/2010/wordprocessingShape" mc:Ignorable="w14 w15 w16se w16cid w16 w16cex w16sdtdh wp14">
   <w:body>
     <w:p>
       <w:pPr>
@@ -670,32 +670,25 @@
           <w:sz w:val="24"/>
           <w:szCs w:val="24"/>
         </w:rPr>
-        <w:t xml:space="preserve">Господи, удосвіта ти голос мій почуєш,* удосвіта буду молитися до тебе і тебе </w:t>
-      </w:r>
+        <w:t>Господи, удосвіта ти голос мій почуєш,* удосвіта буду молитися до тебе і тебе виглядати.</w:t>
+      </w:r>
+    </w:p>
+    <w:p>
+      <w:pPr>
+        <w:shd w:val="clear" w:color="auto" w:fill="FFFFFF"/>
+        <w:spacing w:after="120"/>
+        <w:jc w:val="both"/>
+        <w:rPr>
+          <w:sz w:val="24"/>
+          <w:szCs w:val="24"/>
+        </w:rPr>
+      </w:pPr>
       <w:r>
         <w:rPr>
           <w:sz w:val="24"/>
           <w:szCs w:val="24"/>
         </w:rPr>
         <w:lastRenderedPageBreak/>
-        <w:t>виглядати.</w:t>
-      </w:r>
-    </w:p>
-    <w:p>
-      <w:pPr>
-        <w:shd w:val="clear" w:color="auto" w:fill="FFFFFF"/>
-        <w:spacing w:after="120"/>
-        <w:jc w:val="both"/>
-        <w:rPr>
-          <w:sz w:val="24"/>
-          <w:szCs w:val="24"/>
-        </w:rPr>
-      </w:pPr>
-      <w:r>
-        <w:rPr>
-          <w:sz w:val="24"/>
-          <w:szCs w:val="24"/>
-        </w:rPr>
         <w:t>Бо ти не такий Бог, що любить беззаконня,* лукавому немає місця в тебе.</w:t>
       </w:r>
     </w:p>
@@ -1255,26 +1248,26 @@
           <w:sz w:val="24"/>
           <w:szCs w:val="24"/>
         </w:rPr>
+        <w:t>А я – черв’як, не людина;* сміховище людей, презирство народу.</w:t>
+      </w:r>
+    </w:p>
+    <w:p>
+      <w:pPr>
+        <w:shd w:val="clear" w:color="auto" w:fill="FFFFFF"/>
+        <w:spacing w:after="120"/>
+        <w:jc w:val="both"/>
+        <w:rPr>
+          <w:sz w:val="24"/>
+          <w:szCs w:val="24"/>
+        </w:rPr>
+      </w:pPr>
+      <w:r>
+        <w:rPr>
+          <w:color w:val="000000"/>
+          <w:sz w:val="24"/>
+          <w:szCs w:val="24"/>
+        </w:rPr>
         <w:lastRenderedPageBreak/>
-        <w:t>А я – черв’як, не людина;* сміховище людей, презирство народу.</w:t>
-      </w:r>
-    </w:p>
-    <w:p>
-      <w:pPr>
-        <w:shd w:val="clear" w:color="auto" w:fill="FFFFFF"/>
-        <w:spacing w:after="120"/>
-        <w:jc w:val="both"/>
-        <w:rPr>
-          <w:sz w:val="24"/>
-          <w:szCs w:val="24"/>
-        </w:rPr>
-      </w:pPr>
-      <w:r>
-        <w:rPr>
-          <w:color w:val="000000"/>
-          <w:sz w:val="24"/>
-          <w:szCs w:val="24"/>
-        </w:rPr>
         <w:t>Всі, що на мене дивляться, глузують з мене,* кривлять губи, кивають головою:</w:t>
       </w:r>
     </w:p>
@@ -1807,37 +1800,37 @@
           <w:sz w:val="24"/>
           <w:szCs w:val="24"/>
         </w:rPr>
+        <w:t xml:space="preserve">Алилуя, алилуя, алилуя: Слава тобі, Боже! </w:t>
+      </w:r>
+      <w:r>
+        <w:rPr>
+          <w:i/>
+          <w:color w:val="FF0000"/>
+          <w:sz w:val="24"/>
+          <w:szCs w:val="24"/>
+        </w:rPr>
+        <w:t>(3 р.)</w:t>
+      </w:r>
+    </w:p>
+    <w:p>
+      <w:pPr>
+        <w:shd w:val="clear" w:color="auto" w:fill="FFFFFF"/>
+        <w:spacing w:after="120"/>
+        <w:jc w:val="both"/>
+        <w:rPr>
+          <w:i/>
+          <w:color w:val="FF0000"/>
+          <w:sz w:val="24"/>
+          <w:szCs w:val="24"/>
+        </w:rPr>
+      </w:pPr>
+      <w:r>
+        <w:rPr>
+          <w:color w:val="000000"/>
+          <w:sz w:val="24"/>
+          <w:szCs w:val="24"/>
+        </w:rPr>
         <w:lastRenderedPageBreak/>
-        <w:t xml:space="preserve">Алилуя, алилуя, алилуя: Слава тобі, Боже! </w:t>
-      </w:r>
-      <w:r>
-        <w:rPr>
-          <w:i/>
-          <w:color w:val="FF0000"/>
-          <w:sz w:val="24"/>
-          <w:szCs w:val="24"/>
-        </w:rPr>
-        <w:t>(3 р.)</w:t>
-      </w:r>
-    </w:p>
-    <w:p>
-      <w:pPr>
-        <w:shd w:val="clear" w:color="auto" w:fill="FFFFFF"/>
-        <w:spacing w:after="120"/>
-        <w:jc w:val="both"/>
-        <w:rPr>
-          <w:i/>
-          <w:color w:val="FF0000"/>
-          <w:sz w:val="24"/>
-          <w:szCs w:val="24"/>
-        </w:rPr>
-      </w:pPr>
-      <w:r>
-        <w:rPr>
-          <w:color w:val="000000"/>
-          <w:sz w:val="24"/>
-          <w:szCs w:val="24"/>
-        </w:rPr>
         <w:t xml:space="preserve">Господи, помилуй. </w:t>
       </w:r>
       <w:r>
@@ -2584,8 +2577,16 @@
           <w:sz w:val="24"/>
           <w:szCs w:val="24"/>
         </w:rPr>
+        <w:t xml:space="preserve">І станеться в той день: І світла не буде, а буде мороз і холод. То буде один день, відомий Господеві: Ні день, ні ніч, – під вечір буде видно. Того дня потечуть живі води з </w:t>
+      </w:r>
+      <w:r>
+        <w:rPr>
+          <w:color w:val="000000"/>
+          <w:sz w:val="24"/>
+          <w:szCs w:val="24"/>
+        </w:rPr>
         <w:lastRenderedPageBreak/>
-        <w:t xml:space="preserve">І станеться в той день: І світла не буде, а буде мороз і холод. То буде один день, відомий Господеві: Ні день, ні ніч, – під вечір буде видно. Того дня потечуть живі води з Єрусалиму; половина їх до східного моря, а половина до західного; так буде літом і зимою. І Господь стане царем над усією землею. В той день Господь буде єдиний, і єдине його ім’я. </w:t>
+        <w:t xml:space="preserve">Єрусалиму; половина їх до східного моря, а половина до західного; так буде літом і зимою. І Господь стане царем над усією землею. В той день Господь буде єдиний, і єдине його ім’я. </w:t>
       </w:r>
       <w:r>
         <w:rPr>
@@ -2602,7 +2603,7 @@
           <w:color w:val="FF0000"/>
           <w:sz w:val="24"/>
           <w:szCs w:val="24"/>
-          <w:lang w:val="en-US"/>
+          <w:lang w:val="ru-MD"/>
         </w:rPr>
         <w:t>:</w:t>
       </w:r>
@@ -2621,7 +2622,7 @@
           <w:color w:val="FF0000"/>
           <w:sz w:val="24"/>
           <w:szCs w:val="24"/>
-          <w:lang w:val="en-US"/>
+          <w:lang w:val="ru-MD"/>
         </w:rPr>
         <w:t>:</w:t>
       </w:r>
@@ -2640,7 +2641,7 @@
           <w:color w:val="FF0000"/>
           <w:sz w:val="24"/>
           <w:szCs w:val="24"/>
-          <w:lang w:val="en-US"/>
+          <w:lang w:val="ru-MD"/>
         </w:rPr>
         <w:t>:</w:t>
       </w:r>
@@ -2886,7 +2887,6 @@
           <w:color w:val="FF0000"/>
           <w:sz w:val="24"/>
           <w:szCs w:val="24"/>
-          <w:lang w:val="en-US"/>
         </w:rPr>
         <w:t>:</w:t>
       </w:r>
@@ -3266,8 +3266,28 @@
           <w:sz w:val="24"/>
           <w:szCs w:val="24"/>
         </w:rPr>
+        <w:t xml:space="preserve">І коли він сидів на судилищі, його жінка прислала йому сказати: «Нічого не роби праведникові тому, бо я цієї ночі вві сні багато витерпіла заради нього.» </w:t>
+      </w:r>
+    </w:p>
+    <w:p>
+      <w:pPr>
+        <w:widowControl/>
+        <w:spacing w:after="120"/>
+        <w:jc w:val="both"/>
+        <w:rPr>
+          <w:color w:val="000000"/>
+          <w:sz w:val="24"/>
+          <w:szCs w:val="24"/>
+        </w:rPr>
+      </w:pPr>
+      <w:r>
+        <w:rPr>
+          <w:color w:val="000000"/>
+          <w:sz w:val="24"/>
+          <w:szCs w:val="24"/>
+        </w:rPr>
         <w:lastRenderedPageBreak/>
-        <w:t xml:space="preserve">І коли він сидів на судилищі, його жінка прислала йому сказати: «Нічого не роби праведникові тому, бо я цієї ночі вві сні багато витерпіла заради нього.» </w:t>
+        <w:t xml:space="preserve">Та первосвященики й старші намовили народ, ― просити за Варавву, а Ісуса ― видати на смерть. Заговорив правитель і сказав їм: «Кого з двох бажаєте, щоб я відпустив вам?» Ті відповіли: «Варавву.» Каже до них Пилат: «А що маю робити з Ісусом, що зветься Христос?» Усі відповіли: «Нехай буде розіп’ятий!» Спитав він: «Що злого вчинив він?» Вони ж ще більше заходилися кричати: «Нехай буде розіп’ятий!» Пилат, бачивши, що нічого не вдіє, а заколот дедалі більшає, взяв води й умив перед народом руки та й каже: «Я невинний крови праведника цього; ви побачите.» Увесь же народ відповів, кажучи: «Кров його на нас і на наших дітях!» Тоді він відпустив їм Варавву, а Ісуса, бичувавши, видав на розп’яття. </w:t>
       </w:r>
     </w:p>
     <w:p>
@@ -3287,7 +3307,7 @@
           <w:sz w:val="24"/>
           <w:szCs w:val="24"/>
         </w:rPr>
-        <w:t xml:space="preserve">Та первосвященики й старші намовили народ, ― просити за Варавву, а Ісуса ― видати на смерть. Заговорив правитель і сказав їм: «Кого з двох бажаєте, щоб я відпустив вам?» Ті відповіли: «Варавву.» Каже до них Пилат: «А що маю робити з Ісусом, що зветься Христос?» Усі відповіли: «Нехай буде розіп’ятий!» Спитав він: «Що злого вчинив він?» Вони ж ще більше заходилися кричати: «Нехай буде розіп’ятий!» Пилат, бачивши, що нічого не вдіє, а заколот дедалі більшає, взяв води й умив перед народом руки та й каже: «Я невинний крови праведника цього; ви побачите.» Увесь же народ відповів, кажучи: «Кров його на нас і на наших дітях!» Тоді він відпустив їм Варавву, а Ісуса, бичувавши, видав на розп’яття. </w:t>
+        <w:t xml:space="preserve">Тоді вояки правителя, взявши Ісуса у Преторію, зібрали на нього всю чоту і, роздягнувши його, накинули на нього червоний плащ і, сплівши вінець з тернини, поклали йому на голову, а тростину дали в праву руку. Потім, припавши перед ним на коліна, глузували з нього, кажучи: «Радуйся, царю юдейський!» І плювали на нього, брали тростину й били його по голові. А коли насміялися з нього, скинули з нього плащ, надягнули на нього його одіж і повели на розп’яття. </w:t>
       </w:r>
     </w:p>
     <w:p>
@@ -3307,7 +3327,7 @@
           <w:sz w:val="24"/>
           <w:szCs w:val="24"/>
         </w:rPr>
-        <w:t xml:space="preserve">Тоді вояки правителя, взявши Ісуса у Преторію, зібрали на нього всю чоту і, роздягнувши його, накинули на нього червоний плащ і, сплівши вінець з тернини, поклали йому на голову, а тростину дали в праву руку. Потім, припавши перед ним на коліна, глузували з нього, кажучи: «Радуйся, царю юдейський!» І плювали на нього, брали тростину й били його по голові. А коли насміялися з нього, скинули з нього плащ, надягнули на нього його одіж і повели на розп’яття. </w:t>
+        <w:t xml:space="preserve">Виходячи ж, вони зустріли одного чоловіка з Киринеї, на ім’я Симон, і примусили його нести хрест його. Прибувши на місце, що зветься Голгота, тобто сказати «Череп-місце», дали йому випити вина, змішаного з жовчю, але він, покуштувавши, не хотів пити. Ті ж, що розп’яли його, поділили його одежу, кинувши жереб. А потім сіли, щоб його стерегти там. </w:t>
       </w:r>
     </w:p>
     <w:p>
@@ -3327,7 +3347,7 @@
           <w:sz w:val="24"/>
           <w:szCs w:val="24"/>
         </w:rPr>
-        <w:t xml:space="preserve">Виходячи ж, вони зустріли одного чоловіка з Киринеї, на ім’я Симон, і примусили його нести хрест його. Прибувши на місце, що зветься Голгота, тобто сказати «Череп-місце», дали йому випити вина, змішаного з жовчю, але він, покуштувавши, не хотів пити. Ті ж, що розп’яли його, поділили його одежу, кинувши жереб. А потім сіли, щоб його стерегти там. </w:t>
+        <w:t xml:space="preserve">Над головою в нього прибито напис за що його засуджено: «Це Ісус ― Цар Юдейський.» Тоді розіп’яли з ним двох розбійників: одного праворуч, а другого ліворуч. </w:t>
       </w:r>
     </w:p>
     <w:p>
@@ -3347,7 +3367,7 @@
           <w:sz w:val="24"/>
           <w:szCs w:val="24"/>
         </w:rPr>
-        <w:t xml:space="preserve">Над головою в нього прибито напис за що його засуджено: «Це Ісус ― Цар Юдейський.» Тоді розіп’яли з ним двох розбійників: одного праворуч, а другого ліворуч. </w:t>
+        <w:t xml:space="preserve">Ті ж, що проходили повз нього, лихословили його й похитували своїми головами, кажучи: «Ти, що руйнуєш храм і за три дні відбудовуєш знову, спаси себе самого; якщо ти Син Божий, зійди но з хреста!» Так само й первосвященики насміхалися з книжниками та старшими, говоривши: «Інших спасав, ― себе спасти не може! Він цар Ізраїля: нехай тепер зійде з хреста, і ми увіруємо в нього. Він покладався на Бога, нехай же Бог визволить його нині, якщо він його любить. Сам бо казав: Я ― Син Божий.» Так теж і розбійники, що були з ним розіп’яті, ображали його. </w:t>
       </w:r>
     </w:p>
     <w:p>
@@ -3367,7 +3387,23 @@
           <w:sz w:val="24"/>
           <w:szCs w:val="24"/>
         </w:rPr>
-        <w:t xml:space="preserve">Ті ж, що проходили повз нього, лихословили його й похитували своїми головами, кажучи: «Ти, що руйнуєш храм і за три дні відбудовуєш знову, спаси себе самого; якщо ти Син Божий, зійди но з хреста!» Так само й первосвященики насміхалися з книжниками та старшими, говоривши: «Інших спасав, ― себе спасти не може! Він цар Ізраїля: нехай тепер зійде з хреста, і ми увіруємо в нього. Він покладався на Бога, нехай же Бог визволить його нині, якщо він його любить. Сам бо казав: Я ― Син Божий.» Так теж і розбійники, що були з ним розіп’яті, ображали його. </w:t>
+        <w:t>Від шостої години темрява настала по всім краю аж до дев’ятої години. А близько дев’ятої години Ісус скрикнув міцним голосом, вимовляючи: «Елі</w:t>
+      </w:r>
+      <w:r>
+        <w:rPr>
+          <w:color w:val="000000"/>
+          <w:sz w:val="24"/>
+          <w:szCs w:val="24"/>
+        </w:rPr>
+        <w:t>,</w:t>
+      </w:r>
+      <w:r>
+        <w:rPr>
+          <w:color w:val="000000"/>
+          <w:sz w:val="24"/>
+          <w:szCs w:val="24"/>
+        </w:rPr>
+        <w:t xml:space="preserve"> Елі, лема савахтані», ― тобто: «Боже мій, Боже мій, чому ти мене покинув?» Деякі з тих, що там стояли, почувши це, казали: «Він Іллю кличе». І негайно один із них підбіг, узяв губку й, намочивши її оцтом, настромив на тростину й дав йому пити. Інші ж казали: «Лиши, побачимо, чи прийде Ілля його рятувати.» А Ісус, скрикнувши сильним голосом, віддав духа. </w:t>
       </w:r>
     </w:p>
     <w:p>
@@ -3387,23 +3423,7 @@
           <w:sz w:val="24"/>
           <w:szCs w:val="24"/>
         </w:rPr>
-        <w:t>Від шостої години темрява настала по всім краю аж до дев’ятої години. А близько дев’ятої години Ісус скрикнув міцним голосом, вимовляючи: «Елі</w:t>
-      </w:r>
-      <w:r>
-        <w:rPr>
-          <w:color w:val="000000"/>
-          <w:sz w:val="24"/>
-          <w:szCs w:val="24"/>
-        </w:rPr>
-        <w:t>,</w:t>
-      </w:r>
-      <w:r>
-        <w:rPr>
-          <w:color w:val="000000"/>
-          <w:sz w:val="24"/>
-          <w:szCs w:val="24"/>
-        </w:rPr>
-        <w:t xml:space="preserve"> Елі, лема савахтані», ― тобто: «Боже мій, Боже мій, чому ти мене покинув?» Деякі з тих, що там стояли, почувши це, казали: «Він Іллю кличе». І негайно один із них підбіг, узяв губку й, намочивши її оцтом, настромив на тростину й дав йому пити. Інші ж казали: «Лиши, побачимо, чи прийде Ілля його рятувати.» А Ісус, скрикнувши сильним голосом, віддав духа. </w:t>
+        <w:t xml:space="preserve">І роздерлася завіса храму надвоє, відверху аж до низу, і земля затряслася, скелі порозпадались; гроби відкрилися, багато тіл святих померлих устали, і вийшовши з гробів по його воскресінні, ввійшли у святе місто й багатьом з’явились. А сотник і ті, що стерегли з ним Ісуса, бачивши землетрус і те, що сталося, вельми налякалися і мовили: «Це справді був Син Божий!» </w:t>
       </w:r>
     </w:p>
     <w:p>
@@ -3412,26 +3432,6 @@
         <w:spacing w:after="120"/>
         <w:jc w:val="both"/>
         <w:rPr>
-          <w:color w:val="000000"/>
-          <w:sz w:val="24"/>
-          <w:szCs w:val="24"/>
-        </w:rPr>
-      </w:pPr>
-      <w:r>
-        <w:rPr>
-          <w:color w:val="000000"/>
-          <w:sz w:val="24"/>
-          <w:szCs w:val="24"/>
-        </w:rPr>
-        <w:t xml:space="preserve">І роздерлася завіса храму надвоє, відверху аж до низу, і земля затряслася, скелі порозпадались; гроби відкрилися, багато тіл святих померлих устали, і вийшовши з гробів по його воскресінні, ввійшли у святе місто й багатьом з’явились. А сотник і ті, що стерегли з ним Ісуса, бачивши землетрус і те, що сталося, вельми налякалися і мовили: «Це справді був Син Божий!» </w:t>
-      </w:r>
-    </w:p>
-    <w:p>
-      <w:pPr>
-        <w:widowControl/>
-        <w:spacing w:after="120"/>
-        <w:jc w:val="both"/>
-        <w:rPr>
           <w:i/>
           <w:color w:val="FF0000"/>
           <w:sz w:val="24"/>
@@ -3461,7 +3461,6 @@
           <w:color w:val="FF0000"/>
           <w:sz w:val="24"/>
           <w:szCs w:val="24"/>
-          <w:lang w:val="en-US"/>
         </w:rPr>
         <w:t>:</w:t>
       </w:r>
@@ -3494,13 +3493,166 @@
           <w:sz w:val="24"/>
           <w:szCs w:val="24"/>
         </w:rPr>
+        <w:t>Вірні:</w:t>
+      </w:r>
+      <w:r>
+        <w:rPr>
+          <w:i/>
+          <w:color w:val="000000"/>
+          <w:sz w:val="24"/>
+          <w:szCs w:val="24"/>
+        </w:rPr>
+        <w:t xml:space="preserve"> </w:t>
+      </w:r>
+      <w:r>
+        <w:rPr>
+          <w:color w:val="000000"/>
+          <w:sz w:val="24"/>
+          <w:szCs w:val="24"/>
+        </w:rPr>
+        <w:t>Слава довготерпінню твоєму, Господи</w:t>
+      </w:r>
+      <w:r>
+        <w:rPr>
+          <w:sz w:val="24"/>
+          <w:szCs w:val="24"/>
+        </w:rPr>
+        <w:t>.</w:t>
+      </w:r>
+      <w:r>
+        <w:rPr>
+          <w:b/>
+          <w:color w:val="000000"/>
+          <w:sz w:val="24"/>
+          <w:szCs w:val="24"/>
+        </w:rPr>
+        <w:t xml:space="preserve"> </w:t>
+      </w:r>
+      <w:r>
+        <w:rPr>
+          <w:i/>
+          <w:color w:val="FF0000"/>
+          <w:sz w:val="24"/>
+          <w:szCs w:val="24"/>
+        </w:rPr>
+        <w:t>(малий поклін)</w:t>
+      </w:r>
+    </w:p>
+    <w:p>
+      <w:pPr>
+        <w:shd w:val="clear" w:color="auto" w:fill="FFFFFF"/>
+        <w:spacing w:after="120"/>
+        <w:jc w:val="both"/>
+        <w:rPr>
+          <w:color w:val="000000"/>
+          <w:sz w:val="24"/>
+          <w:szCs w:val="24"/>
+        </w:rPr>
+      </w:pPr>
+      <w:r>
+        <w:rPr>
+          <w:i/>
+          <w:color w:val="FF0000"/>
+          <w:sz w:val="24"/>
+          <w:szCs w:val="24"/>
+        </w:rPr>
+        <w:t>Читець</w:t>
+      </w:r>
+      <w:r>
+        <w:rPr>
+          <w:i/>
+          <w:color w:val="FF0000"/>
+          <w:sz w:val="24"/>
+          <w:szCs w:val="24"/>
+        </w:rPr>
+        <w:t>:</w:t>
+      </w:r>
+      <w:r>
+        <w:rPr>
+          <w:sz w:val="24"/>
+          <w:szCs w:val="24"/>
+        </w:rPr>
+        <w:t xml:space="preserve"> </w:t>
+      </w:r>
+      <w:r>
+        <w:rPr>
+          <w:color w:val="000000"/>
+          <w:sz w:val="24"/>
+          <w:szCs w:val="24"/>
+        </w:rPr>
+        <w:t xml:space="preserve">Стопи мої спрямуй за твоїм словом,* і ніяке беззаконня нехай не запанує наді </w:t>
+      </w:r>
+      <w:r>
+        <w:rPr>
+          <w:color w:val="000000"/>
+          <w:sz w:val="24"/>
+          <w:szCs w:val="24"/>
+        </w:rPr>
         <w:lastRenderedPageBreak/>
+        <w:t>мною.* Визволь мене від людської обмови,* і я твої заповіді пильнуватиму.</w:t>
+      </w:r>
+    </w:p>
+    <w:p>
+      <w:pPr>
+        <w:shd w:val="clear" w:color="auto" w:fill="FFFFFF"/>
+        <w:spacing w:after="120"/>
+        <w:jc w:val="both"/>
+        <w:rPr>
+          <w:sz w:val="24"/>
+          <w:szCs w:val="24"/>
+        </w:rPr>
+      </w:pPr>
+      <w:r>
+        <w:rPr>
+          <w:color w:val="000000"/>
+          <w:sz w:val="24"/>
+          <w:szCs w:val="24"/>
+        </w:rPr>
+        <w:t>Світи своїм обличчям на слугу твого* і навчи мене установ твоїх.</w:t>
+      </w:r>
+    </w:p>
+    <w:p>
+      <w:pPr>
+        <w:shd w:val="clear" w:color="auto" w:fill="FFFFFF"/>
+        <w:spacing w:after="120"/>
+        <w:jc w:val="both"/>
+        <w:rPr>
+          <w:color w:val="000000"/>
+          <w:sz w:val="24"/>
+          <w:szCs w:val="24"/>
+        </w:rPr>
+      </w:pPr>
+      <w:r>
+        <w:rPr>
+          <w:color w:val="000000"/>
+          <w:sz w:val="24"/>
+          <w:szCs w:val="24"/>
+        </w:rPr>
+        <w:t>Нехай наповняться уста мої хвалою твоєю, Господи,* щоб оспівувати славу твою, увесь день – величність твою.</w:t>
+      </w:r>
+    </w:p>
+    <w:p>
+      <w:pPr>
+        <w:shd w:val="clear" w:color="auto" w:fill="FFFFFF"/>
+        <w:spacing w:after="120"/>
+        <w:jc w:val="both"/>
+        <w:rPr>
+          <w:color w:val="000000"/>
+          <w:sz w:val="24"/>
+          <w:szCs w:val="24"/>
+        </w:rPr>
+      </w:pPr>
+      <w:r>
+        <w:rPr>
+          <w:i/>
+          <w:color w:val="FF0000"/>
+          <w:sz w:val="24"/>
+          <w:szCs w:val="24"/>
+        </w:rPr>
         <w:t>Вірні:</w:t>
       </w:r>
       <w:r>
         <w:rPr>
-          <w:i/>
-          <w:color w:val="000000"/>
           <w:sz w:val="24"/>
           <w:szCs w:val="24"/>
         </w:rPr>
@@ -3512,151 +3664,6 @@
           <w:sz w:val="24"/>
           <w:szCs w:val="24"/>
         </w:rPr>
-        <w:t>Слава довготерпінню твоєму, Господи</w:t>
-      </w:r>
-      <w:r>
-        <w:rPr>
-          <w:sz w:val="24"/>
-          <w:szCs w:val="24"/>
-        </w:rPr>
-        <w:t>.</w:t>
-      </w:r>
-      <w:r>
-        <w:rPr>
-          <w:b/>
-          <w:color w:val="000000"/>
-          <w:sz w:val="24"/>
-          <w:szCs w:val="24"/>
-        </w:rPr>
-        <w:t xml:space="preserve"> </w:t>
-      </w:r>
-      <w:r>
-        <w:rPr>
-          <w:i/>
-          <w:color w:val="FF0000"/>
-          <w:sz w:val="24"/>
-          <w:szCs w:val="24"/>
-        </w:rPr>
-        <w:t>(малий поклін)</w:t>
-      </w:r>
-    </w:p>
-    <w:p>
-      <w:pPr>
-        <w:shd w:val="clear" w:color="auto" w:fill="FFFFFF"/>
-        <w:spacing w:after="120"/>
-        <w:jc w:val="both"/>
-        <w:rPr>
-          <w:color w:val="000000"/>
-          <w:sz w:val="24"/>
-          <w:szCs w:val="24"/>
-        </w:rPr>
-      </w:pPr>
-      <w:r>
-        <w:rPr>
-          <w:i/>
-          <w:color w:val="FF0000"/>
-          <w:sz w:val="24"/>
-          <w:szCs w:val="24"/>
-        </w:rPr>
-        <w:t>Читець</w:t>
-      </w:r>
-      <w:r>
-        <w:rPr>
-          <w:i/>
-          <w:color w:val="FF0000"/>
-          <w:sz w:val="24"/>
-          <w:szCs w:val="24"/>
-        </w:rPr>
-        <w:t>:</w:t>
-      </w:r>
-      <w:r>
-        <w:rPr>
-          <w:sz w:val="24"/>
-          <w:szCs w:val="24"/>
-        </w:rPr>
-        <w:t xml:space="preserve"> </w:t>
-      </w:r>
-      <w:r>
-        <w:rPr>
-          <w:color w:val="000000"/>
-          <w:sz w:val="24"/>
-          <w:szCs w:val="24"/>
-        </w:rPr>
-        <w:t>Стопи мої спрямуй за твоїм словом,* і ніяке беззаконня нехай не запанує наді мною.* Визволь мене від людської обмови,* і я твої заповіді пильнуватиму.</w:t>
-      </w:r>
-    </w:p>
-    <w:p>
-      <w:pPr>
-        <w:shd w:val="clear" w:color="auto" w:fill="FFFFFF"/>
-        <w:spacing w:after="120"/>
-        <w:jc w:val="both"/>
-        <w:rPr>
-          <w:sz w:val="24"/>
-          <w:szCs w:val="24"/>
-        </w:rPr>
-      </w:pPr>
-      <w:r>
-        <w:rPr>
-          <w:color w:val="000000"/>
-          <w:sz w:val="24"/>
-          <w:szCs w:val="24"/>
-        </w:rPr>
-        <w:t>Світи своїм обличчям на слугу твого* і навчи мене установ твоїх.</w:t>
-      </w:r>
-    </w:p>
-    <w:p>
-      <w:pPr>
-        <w:shd w:val="clear" w:color="auto" w:fill="FFFFFF"/>
-        <w:spacing w:after="120"/>
-        <w:jc w:val="both"/>
-        <w:rPr>
-          <w:color w:val="000000"/>
-          <w:sz w:val="24"/>
-          <w:szCs w:val="24"/>
-        </w:rPr>
-      </w:pPr>
-      <w:r>
-        <w:rPr>
-          <w:color w:val="000000"/>
-          <w:sz w:val="24"/>
-          <w:szCs w:val="24"/>
-        </w:rPr>
-        <w:t>Нехай наповняться уста мої хвалою твоєю, Господи,* щоб оспівувати славу твою, увесь день – величність твою.</w:t>
-      </w:r>
-    </w:p>
-    <w:p>
-      <w:pPr>
-        <w:shd w:val="clear" w:color="auto" w:fill="FFFFFF"/>
-        <w:spacing w:after="120"/>
-        <w:jc w:val="both"/>
-        <w:rPr>
-          <w:color w:val="000000"/>
-          <w:sz w:val="24"/>
-          <w:szCs w:val="24"/>
-        </w:rPr>
-      </w:pPr>
-      <w:r>
-        <w:rPr>
-          <w:i/>
-          <w:color w:val="FF0000"/>
-          <w:sz w:val="24"/>
-          <w:szCs w:val="24"/>
-        </w:rPr>
-        <w:t>Вірні:</w:t>
-      </w:r>
-      <w:r>
-        <w:rPr>
-          <w:sz w:val="24"/>
-          <w:szCs w:val="24"/>
-        </w:rPr>
-        <w:t xml:space="preserve"> </w:t>
-      </w:r>
-      <w:r>
-        <w:rPr>
-          <w:color w:val="000000"/>
-          <w:sz w:val="24"/>
-          <w:szCs w:val="24"/>
-        </w:rPr>
         <w:t xml:space="preserve">Святий Боже, святий Кріпкий, святий Безсмертний, помилуй нас. </w:t>
       </w:r>
       <w:r>
@@ -3746,7 +3753,6 @@
           <w:color w:val="000000"/>
           <w:sz w:val="24"/>
           <w:szCs w:val="24"/>
-          <w:lang w:val="en-US"/>
         </w:rPr>
         <w:t>.</w:t>
       </w:r>
@@ -4286,7 +4292,7 @@
           <w:sz w:val="24"/>
           <w:szCs w:val="24"/>
         </w:rPr>
-        <w:t xml:space="preserve">Христе, світло істинне, що освітлюєш і освячуєш кожну людину, яка </w:t>
+        <w:t xml:space="preserve">Христе, світло істинне, що освітлюєш і освячуєш кожну людину, яка приходить на світ! Нехай позначається на нас світло обличчя твого, щоб у ньому ми побачили світло неприступне. Справ стопи наші до виконування заповідей твоїх, </w:t>
       </w:r>
       <w:r>
         <w:rPr>
@@ -4295,7 +4301,7 @@
           <w:szCs w:val="24"/>
         </w:rPr>
         <w:lastRenderedPageBreak/>
-        <w:t>приходить на світ! Нехай позначається на нас світло обличчя твого, щоб у ньому ми побачили світло неприступне. Справ стопи наші до виконування заповідей твоїх, молитвами пречистої твоєї Матері і всіх святих твоїх.</w:t>
+        <w:t>молитвами пречистої твоєї Матері і всіх святих твоїх.</w:t>
       </w:r>
     </w:p>
     <w:p>
@@ -4362,6 +4368,7 @@
           <w:sz w:val="24"/>
           <w:szCs w:val="24"/>
         </w:rPr>
+        <w:lastRenderedPageBreak/>
         <w:t>ЧАС ТРЕТІЙ</w:t>
       </w:r>
     </w:p>
@@ -9672,8 +9679,21 @@
           <w:sz w:val="24"/>
           <w:szCs w:val="24"/>
         </w:rPr>
-        <w:t xml:space="preserve">Та Господь Бог мені допомагає, тому я не осоромлюся, тому і тримаю моє обличчя, мов кремінь: я знаю, що не застидаюся. Близько мене той, хто мене виправдує. Хто посміє сперечатися зо мною? Станьмо разом! Хто мій супротивник? Нехай </w:t>
-      </w:r>
+        <w:t xml:space="preserve">Та Господь Бог мені допомагає, тому я не осоромлюся, тому і тримаю моє обличчя, мов кремінь: я знаю, що не застидаюся. Близько мене той, хто мене виправдує. Хто посміє сперечатися зо мною? Станьмо разом! Хто мій супротивник? Нехай наблизиться до мене! </w:t>
+      </w:r>
+    </w:p>
+    <w:p>
+      <w:pPr>
+        <w:shd w:val="clear" w:color="auto" w:fill="FFFFFF"/>
+        <w:spacing w:after="120"/>
+        <w:jc w:val="both"/>
+        <w:rPr>
+          <w:i/>
+          <w:color w:val="FF0000"/>
+          <w:sz w:val="24"/>
+          <w:szCs w:val="24"/>
+        </w:rPr>
+      </w:pPr>
       <w:r>
         <w:rPr>
           <w:color w:val="000000"/>
@@ -9681,27 +9701,6 @@
           <w:szCs w:val="24"/>
         </w:rPr>
         <w:lastRenderedPageBreak/>
-        <w:t xml:space="preserve">наблизиться до мене! </w:t>
-      </w:r>
-    </w:p>
-    <w:p>
-      <w:pPr>
-        <w:shd w:val="clear" w:color="auto" w:fill="FFFFFF"/>
-        <w:spacing w:after="120"/>
-        <w:jc w:val="both"/>
-        <w:rPr>
-          <w:i/>
-          <w:color w:val="FF0000"/>
-          <w:sz w:val="24"/>
-          <w:szCs w:val="24"/>
-        </w:rPr>
-      </w:pPr>
-      <w:r>
-        <w:rPr>
-          <w:color w:val="000000"/>
-          <w:sz w:val="24"/>
-          <w:szCs w:val="24"/>
-        </w:rPr>
         <w:t xml:space="preserve">Ось Господь Бог мені допомагає; хто мене осудить? Усі вони, немов одежа, розпадуться; міль їх поточить. Хто з-поміж вас Господа боїться, нехай на голос його Слуги зважає! Хто ходить у темряві, в кого нема світла, нехай на ім’я Господнє вповає й покладається на Бога свого! Всі ви, що розкладаєте вогонь, розжарюєте стріли, ідіть у жар вашого вогню, поміж ті стріли, що їх запалили! Це буде вам з моєї руки: лежатимете в муках! </w:t>
       </w:r>
       <w:r>
@@ -9719,7 +9718,7 @@
           <w:color w:val="FF0000"/>
           <w:sz w:val="24"/>
           <w:szCs w:val="24"/>
-          <w:lang w:val="en-US"/>
+          <w:lang w:val="ru-MD"/>
         </w:rPr>
         <w:t>:</w:t>
       </w:r>
@@ -9946,7 +9945,7 @@
           <w:color w:val="FF0000"/>
           <w:sz w:val="24"/>
           <w:szCs w:val="24"/>
-          <w:lang w:val="en-US"/>
+          <w:lang w:val="ru-MD"/>
         </w:rPr>
         <w:t>:</w:t>
       </w:r>
@@ -10136,7 +10135,23 @@
           <w:sz w:val="24"/>
           <w:szCs w:val="24"/>
         </w:rPr>
-        <w:t>Від Матея святого Євангелія читання.</w:t>
+        <w:t xml:space="preserve">Від </w:t>
+      </w:r>
+      <w:r>
+        <w:rPr>
+          <w:color w:val="000000"/>
+          <w:sz w:val="24"/>
+          <w:szCs w:val="24"/>
+        </w:rPr>
+        <w:t>Марка</w:t>
+      </w:r>
+      <w:r>
+        <w:rPr>
+          <w:color w:val="000000"/>
+          <w:sz w:val="24"/>
+          <w:szCs w:val="24"/>
+        </w:rPr>
+        <w:t xml:space="preserve"> святого Євангелія читання.</w:t>
       </w:r>
     </w:p>
     <w:p>
@@ -10311,8 +10326,15 @@
           <w:sz w:val="24"/>
           <w:szCs w:val="24"/>
         </w:rPr>
+        <w:t xml:space="preserve">А як настала шоста година, темрява наступила по всій землі аж до дев’ятої години. О дев’ятій же годині Ісус скрикнув голосом сильним: «Елої, Елої, лама савахтані?» – що </w:t>
+      </w:r>
+      <w:r>
+        <w:rPr>
+          <w:sz w:val="24"/>
+          <w:szCs w:val="24"/>
+        </w:rPr>
         <w:lastRenderedPageBreak/>
-        <w:t xml:space="preserve">А як настала шоста година, темрява наступила по всій землі аж до дев’ятої години. О дев’ятій же годині Ісус скрикнув голосом сильним: «Елої, Елої, лама савахтані?» – що означає у перекладі: «Боже мій, Боже мій! Чому єси покинув мене?» Деякі з тих, що там стояли, почувши те, казали: «Он, Іллю кличе!» Побіг один і, намочивши губку оцтом та настромивши на тростину, давав йому пити, кажучи: «Чекайте, побачимо, чи прийде Ілля зняти його!» А Ісус, голосом сильним скрикнувши, віддав духа. Тоді завіса в храмі роздерлася надвоє, зверху аж донизу. Бачивши ж сотник, що стояв проти нього, що так віддав духа, сказав: «Чоловік цей справді був Син Божий.» Були й жінки, що дивилися здалека. Між ними була Марія Магдалина, Марія, мати Якова Молодшого та Йосифа, і Саломія, що слідом за ним ходили і йому услугували, як був він у Галилеї, та й багато інших, що з ним були прийшли в Єрусалим. </w:t>
+        <w:t xml:space="preserve">означає у перекладі: «Боже мій, Боже мій! Чому єси покинув мене?» Деякі з тих, що там стояли, почувши те, казали: «Он, Іллю кличе!» Побіг один і, намочивши губку оцтом та настромивши на тростину, давав йому пити, кажучи: «Чекайте, побачимо, чи прийде Ілля зняти його!» А Ісус, голосом сильним скрикнувши, віддав духа. Тоді завіса в храмі роздерлася надвоє, зверху аж донизу. Бачивши ж сотник, що стояв проти нього, що так віддав духа, сказав: «Чоловік цей справді був Син Божий.» Були й жінки, що дивилися здалека. Між ними була Марія Магдалина, Марія, мати Якова Молодшого та Йосифа, і Саломія, що слідом за ним ходили і йому услугували, як був він у Галилеї, та й багато інших, що з ним були прийшли в Єрусалим. </w:t>
       </w:r>
       <w:r>
         <w:rPr>
@@ -10329,7 +10351,7 @@
           <w:color w:val="FF0000"/>
           <w:sz w:val="24"/>
           <w:szCs w:val="24"/>
-          <w:lang w:val="en-US"/>
+          <w:lang w:val="ru-MD"/>
         </w:rPr>
         <w:t>:</w:t>
       </w:r>
@@ -10386,7 +10408,7 @@
           <w:color w:val="000000"/>
           <w:sz w:val="24"/>
           <w:szCs w:val="24"/>
-          <w:lang w:val="en-US"/>
+          <w:lang w:val="ru-MD"/>
         </w:rPr>
         <w:t>.</w:t>
       </w:r>
@@ -10569,7 +10591,6 @@
           <w:color w:val="000000"/>
           <w:sz w:val="24"/>
           <w:szCs w:val="24"/>
-          <w:lang w:val="en-US"/>
         </w:rPr>
         <w:t>.</w:t>
       </w:r>
@@ -10987,27 +11008,27 @@
           <w:sz w:val="24"/>
           <w:szCs w:val="24"/>
         </w:rPr>
+        <w:t>Іменем Господнім благослови, отче!</w:t>
+      </w:r>
+    </w:p>
+    <w:p>
+      <w:pPr>
+        <w:shd w:val="clear" w:color="auto" w:fill="FFFFFF"/>
+        <w:spacing w:after="120"/>
+        <w:jc w:val="both"/>
+        <w:rPr>
+          <w:sz w:val="24"/>
+          <w:szCs w:val="24"/>
+        </w:rPr>
+      </w:pPr>
+      <w:r>
+        <w:rPr>
+          <w:i/>
+          <w:color w:val="FF0000"/>
+          <w:sz w:val="24"/>
+          <w:szCs w:val="24"/>
+        </w:rPr>
         <w:lastRenderedPageBreak/>
-        <w:t>Іменем Господнім благослови, отче!</w:t>
-      </w:r>
-    </w:p>
-    <w:p>
-      <w:pPr>
-        <w:shd w:val="clear" w:color="auto" w:fill="FFFFFF"/>
-        <w:spacing w:after="120"/>
-        <w:jc w:val="both"/>
-        <w:rPr>
-          <w:sz w:val="24"/>
-          <w:szCs w:val="24"/>
-        </w:rPr>
-      </w:pPr>
-      <w:r>
-        <w:rPr>
-          <w:i/>
-          <w:color w:val="FF0000"/>
-          <w:sz w:val="24"/>
-          <w:szCs w:val="24"/>
-        </w:rPr>
         <w:t>Священик:</w:t>
       </w:r>
       <w:r>
@@ -13140,8 +13161,46 @@
           <w:sz w:val="24"/>
           <w:szCs w:val="24"/>
         </w:rPr>
+        <w:t>Священик:</w:t>
+      </w:r>
+      <w:r>
+        <w:rPr>
+          <w:b/>
+          <w:i/>
+          <w:color w:val="000000"/>
+          <w:sz w:val="24"/>
+          <w:szCs w:val="24"/>
+        </w:rPr>
+        <w:t xml:space="preserve"> </w:t>
+      </w:r>
+      <w:r>
+        <w:rPr>
+          <w:color w:val="000000"/>
+          <w:sz w:val="24"/>
+          <w:szCs w:val="24"/>
+        </w:rPr>
+        <w:t>Мир всім.</w:t>
+      </w:r>
+    </w:p>
+    <w:p>
+      <w:pPr>
+        <w:shd w:val="clear" w:color="auto" w:fill="FFFFFF"/>
+        <w:spacing w:after="120"/>
+        <w:jc w:val="both"/>
+        <w:rPr>
+          <w:sz w:val="24"/>
+          <w:szCs w:val="24"/>
+        </w:rPr>
+      </w:pPr>
+      <w:r>
+        <w:rPr>
+          <w:i/>
+          <w:color w:val="FF0000"/>
+          <w:sz w:val="24"/>
+          <w:szCs w:val="24"/>
+        </w:rPr>
         <w:lastRenderedPageBreak/>
-        <w:t>Священик:</w:t>
+        <w:t>Диякон:</w:t>
       </w:r>
       <w:r>
         <w:rPr>
@@ -13159,44 +13218,6 @@
           <w:sz w:val="24"/>
           <w:szCs w:val="24"/>
         </w:rPr>
-        <w:t>Мир всім.</w:t>
-      </w:r>
-    </w:p>
-    <w:p>
-      <w:pPr>
-        <w:shd w:val="clear" w:color="auto" w:fill="FFFFFF"/>
-        <w:spacing w:after="120"/>
-        <w:jc w:val="both"/>
-        <w:rPr>
-          <w:sz w:val="24"/>
-          <w:szCs w:val="24"/>
-        </w:rPr>
-      </w:pPr>
-      <w:r>
-        <w:rPr>
-          <w:i/>
-          <w:color w:val="FF0000"/>
-          <w:sz w:val="24"/>
-          <w:szCs w:val="24"/>
-        </w:rPr>
-        <w:t>Диякон:</w:t>
-      </w:r>
-      <w:r>
-        <w:rPr>
-          <w:b/>
-          <w:i/>
-          <w:color w:val="000000"/>
-          <w:sz w:val="24"/>
-          <w:szCs w:val="24"/>
-        </w:rPr>
-        <w:t xml:space="preserve"> </w:t>
-      </w:r>
-      <w:r>
-        <w:rPr>
-          <w:color w:val="000000"/>
-          <w:sz w:val="24"/>
-          <w:szCs w:val="24"/>
-        </w:rPr>
         <w:t>Премудрість, будьмо уважні.</w:t>
       </w:r>
     </w:p>
@@ -13225,7 +13246,7 @@
           <w:color w:val="FF0000"/>
           <w:sz w:val="24"/>
           <w:szCs w:val="24"/>
-          <w:lang w:val="en-US"/>
+          <w:lang w:val="ru-MD"/>
         </w:rPr>
         <w:t xml:space="preserve"> (</w:t>
       </w:r>
@@ -13244,7 +13265,7 @@
           <w:color w:val="FF0000"/>
           <w:sz w:val="24"/>
           <w:szCs w:val="24"/>
-          <w:lang w:val="en-US"/>
+          <w:lang w:val="ru-MD"/>
         </w:rPr>
         <w:t>.</w:t>
       </w:r>
@@ -13263,7 +13284,7 @@
           <w:color w:val="FF0000"/>
           <w:sz w:val="24"/>
           <w:szCs w:val="24"/>
-          <w:lang w:val="en-US"/>
+          <w:lang w:val="ru-MD"/>
         </w:rPr>
         <w:t>)</w:t>
       </w:r>
@@ -13282,7 +13303,7 @@
           <w:color w:val="FF0000"/>
           <w:sz w:val="24"/>
           <w:szCs w:val="24"/>
-          <w:lang w:val="en-US"/>
+          <w:lang w:val="ru-MD"/>
         </w:rPr>
         <w:t xml:space="preserve"> </w:t>
       </w:r>
@@ -13769,7 +13790,7 @@
           <w:sz w:val="24"/>
           <w:szCs w:val="24"/>
         </w:rPr>
-        <w:t xml:space="preserve">Браття! Той, що освячує, і ті, що освячуються – всі від одного. Тому й не соромиться називати їх братами, коли каже: «Я звіщу ім’я твоє моїм братам, хвалитиму тебе серед громади». І ще: «Буду надіятись на нього». Та й: «Ось я і діти, що їх Бог мені дав». А що діти були учасниками тіла і крови, то він подібно участь у тому брав, щоб смертю знищити того, хто мав владу смерти, тобто диявола, і визволити тих, що їх страх смерти все життя тримав у рабстві. Адже не ангелам іде на допомогу, а потомству Авраама. Тому він мусів бути у всьому подібний до братів, щоб стати </w:t>
+        <w:t xml:space="preserve">Браття! Той, що освячує, і ті, що освячуються – всі від одного. Тому й не соромиться називати їх братами, коли каже: «Я звіщу ім’я твоє моїм братам, хвалитиму тебе серед громади». І ще: «Буду надіятись на нього». Та й: «Ось я і діти, що їх Бог мені дав». А що діти були учасниками тіла і крови, то він подібно участь у тому брав, щоб смертю знищити того, хто мав владу смерти, тобто диявола, і визволити тих, що їх страх смерти все життя тримав у рабстві. Адже не ангелам іде на допомогу, а потомству Авраама. Тому він мусів бути у всьому подібний до братів, щоб стати милосердним та вірним архиєреєм у справах Божих на спокутування гріхів народу. Тому, власне, що </w:t>
       </w:r>
       <w:r>
         <w:rPr>
@@ -13778,7 +13799,7 @@
           <w:szCs w:val="24"/>
         </w:rPr>
         <w:lastRenderedPageBreak/>
-        <w:t xml:space="preserve">милосердним та вірним архиєреєм у справах Божих на спокутування гріхів народу. Тому, власне, що страждав і сам був випробуваний, він може допомогти тим, що проходять через пробу. </w:t>
+        <w:t xml:space="preserve">страждав і сам був випробуваний, він може допомогти тим, що проходять через пробу. </w:t>
       </w:r>
       <w:r>
         <w:rPr>
@@ -14125,7 +14146,7 @@
           <w:color w:val="000000"/>
           <w:sz w:val="24"/>
           <w:szCs w:val="24"/>
-          <w:lang w:val="en-US"/>
+          <w:lang w:val="ru-MD"/>
         </w:rPr>
         <w:t>.</w:t>
       </w:r>
@@ -14363,35 +14384,27 @@
           <w:sz w:val="24"/>
           <w:szCs w:val="24"/>
         </w:rPr>
-        <w:t xml:space="preserve">Отче наш, що єси на небесах, нехай святиться ім’я твоє, нехай прийде царство твоє, нехай буде воля твоя, як на небі так і на землі. Хліб наш насущний дай нам сьогодні; і прости нам провини наші, як і ми прощаємо винуватцям нашим; і не введи нас у </w:t>
-      </w:r>
-      <w:r>
-        <w:rPr>
-          <w:color w:val="000000"/>
+        <w:t>Отче наш, що єси на небесах, нехай святиться ім’я твоє, нехай прийде царство твоє, нехай буде воля твоя, як на небі так і на землі. Хліб наш насущний дай нам сьогодні; і прости нам провини наші, як і ми прощаємо винуватцям нашим; і не введи нас у спокусу, але визволи нас від лукавого.</w:t>
+      </w:r>
+    </w:p>
+    <w:p>
+      <w:pPr>
+        <w:shd w:val="clear" w:color="auto" w:fill="FFFFFF"/>
+        <w:spacing w:after="120"/>
+        <w:jc w:val="both"/>
+        <w:rPr>
+          <w:sz w:val="24"/>
+          <w:szCs w:val="24"/>
+        </w:rPr>
+      </w:pPr>
+      <w:r>
+        <w:rPr>
+          <w:i/>
+          <w:color w:val="FF0000"/>
           <w:sz w:val="24"/>
           <w:szCs w:val="24"/>
         </w:rPr>
         <w:lastRenderedPageBreak/>
-        <w:t>спокусу, але визволи нас від лукавого.</w:t>
-      </w:r>
-    </w:p>
-    <w:p>
-      <w:pPr>
-        <w:shd w:val="clear" w:color="auto" w:fill="FFFFFF"/>
-        <w:spacing w:after="120"/>
-        <w:jc w:val="both"/>
-        <w:rPr>
-          <w:sz w:val="24"/>
-          <w:szCs w:val="24"/>
-        </w:rPr>
-      </w:pPr>
-      <w:r>
-        <w:rPr>
-          <w:i/>
-          <w:color w:val="FF0000"/>
-          <w:sz w:val="24"/>
-          <w:szCs w:val="24"/>
-        </w:rPr>
         <w:t>Священик:</w:t>
       </w:r>
       <w:r>
@@ -16529,7 +16542,7 @@
           <w:color w:val="FF0000"/>
           <w:sz w:val="24"/>
           <w:szCs w:val="24"/>
-          <w:lang w:val="en-US"/>
+          <w:lang w:val="ru-MD"/>
         </w:rPr>
         <w:t>:</w:t>
       </w:r>
@@ -16746,7 +16759,7 @@
           <w:color w:val="FF0000"/>
           <w:sz w:val="24"/>
           <w:szCs w:val="24"/>
-          <w:lang w:val="en-US"/>
+          <w:lang w:val="ru-MD"/>
         </w:rPr>
         <w:t>(</w:t>
       </w:r>
@@ -16765,7 +16778,7 @@
           <w:color w:val="FF0000"/>
           <w:sz w:val="24"/>
           <w:szCs w:val="24"/>
-          <w:lang w:val="en-US"/>
+          <w:lang w:val="ru-MD"/>
         </w:rPr>
         <w:t>.</w:t>
       </w:r>
@@ -16784,7 +16797,7 @@
           <w:color w:val="FF0000"/>
           <w:sz w:val="24"/>
           <w:szCs w:val="24"/>
-          <w:lang w:val="en-US"/>
+          <w:lang w:val="ru-MD"/>
         </w:rPr>
         <w:t>)</w:t>
       </w:r>
@@ -16803,7 +16816,7 @@
           <w:color w:val="FF0000"/>
           <w:sz w:val="24"/>
           <w:szCs w:val="24"/>
-          <w:lang w:val="en-US"/>
+          <w:lang w:val="ru-MD"/>
         </w:rPr>
         <w:t xml:space="preserve"> </w:t>
       </w:r>
@@ -17635,7 +17648,7 @@
           <w:sz w:val="24"/>
           <w:szCs w:val="24"/>
         </w:rPr>
-        <w:t xml:space="preserve">В той час повели Ісуса від Каяфи у Преторію. Був же ранок. Та не ввійшли вони у Преторію, щоб не осквернитись, а й могти їсти пасху. Вийшов тоді до них Пилат і промовив: «Яке оскарження принесли ви на цього чоловіка?» А ті йому кричать у відповідь: «Якби не був з нього злочинець, не передавали б ми його тобі!» Тож каже їм Пилат: «То беріть собі його ви і судіть за вашим законом.» Юдеї ж йому: «Не дозволено нам нікого вбивати!» – Щоб здійснилося слово Ісуса, що сказав, вказуючи, якою смертю має вмерти. І ввійшов Пилат знов у преторію, закликав Ісуса і каже до нього: «Ти цар юдейський?» Ісус же у відповідь: «Кажеш те від себе, а чи інші про мене так тобі оповіли?» «Хіба ж я юдей? – озвався Пилат. – Народ твій і первосвященики передали тебе мені. Що ти таке зробив?» «Царство моє не від світу </w:t>
+        <w:t xml:space="preserve">В той час повели Ісуса від Каяфи у Преторію. Був же ранок. Та не ввійшли вони у Преторію, щоб не осквернитись, а й могти їсти пасху. Вийшов тоді до них Пилат і промовив: «Яке оскарження принесли ви на цього чоловіка?» А ті йому кричать у відповідь: «Якби не був з нього злочинець, не передавали б ми його тобі!» Тож каже їм Пилат: «То беріть собі його ви і судіть за вашим законом.» Юдеї ж йому: «Не дозволено нам нікого вбивати!» – Щоб здійснилося слово Ісуса, що сказав, вказуючи, якою смертю має вмерти. І ввійшов Пилат знов у преторію, закликав Ісуса і каже до нього: «Ти цар юдейський?» Ісус же у відповідь: «Кажеш те від себе, а чи інші про мене так тобі оповіли?» «Хіба ж я юдей? – озвався Пилат. – Народ твій і первосвященики передали тебе мені. Що ти таке зробив?» «Царство моє не від світу цього, – відрік Ісус. – Було б </w:t>
       </w:r>
       <w:r>
         <w:rPr>
@@ -17643,27 +17656,27 @@
           <w:szCs w:val="24"/>
         </w:rPr>
         <w:lastRenderedPageBreak/>
-        <w:t>цього, – відрік Ісус. – Було б моє царство від цього світу, то сторожа моя була б воювала, щоби мене не видали юдеям. Але не звідсіля моє царство.» «То ти таки цар?» – мовив до нього Пилат. І відповів Ісус: «Ти кажеш, що я цар. Я на те уродився і прийшов у світ на те, щоб свідчити істину. Кожен, хто від істини, слухає голос мій.» «Що таке – істина?» – озвався Пилат до нього. І сказавши те, вийшов знов до юдеїв і каже до них: «Жадної провини не знаходжу я на ньому. Є у вас, однак, звичай, щоб на Пасху відпустив я вам одного. Тож хочете, щоб я вам юдейського царя відпустив?» «Ні, не його!» – знову, закричали ті, – але Варавву!» А був же Варавва розбійник.</w:t>
-      </w:r>
-    </w:p>
-    <w:p>
-      <w:pPr>
-        <w:shd w:val="clear" w:color="auto" w:fill="FFFFFF"/>
-        <w:spacing w:after="120"/>
-        <w:jc w:val="both"/>
-        <w:rPr>
-          <w:i/>
-          <w:color w:val="FF0000"/>
-          <w:sz w:val="24"/>
-          <w:szCs w:val="24"/>
-        </w:rPr>
-      </w:pPr>
-      <w:r>
-        <w:rPr>
-          <w:sz w:val="24"/>
-          <w:szCs w:val="24"/>
-        </w:rPr>
-        <w:t xml:space="preserve">Забрав тоді Пилат Ісуса та й звелів його бичувати. А вояки, сплівши вінок із тернини, вклали йому на голову ще й зодягли його у багряницю і, підступаючи до нього, казали: «Радуйся, царю юдейський!» І били його в обличчя. Знову вийшов Пилат надвір і до них промовляє: «Ото виводжу вам його, щоб ви знали, що я жадної провини на ньому не знаходжу.» І вийшов Ісус у вінку терновім та в багряниці. І сказав їм Пилат: «Ось чоловік!» Та скоро побачили його первосвященики та слуги, закричали: «Розіпни! Розіпни!» Каже Пилат їм: «Беріть його ви і розіпніть, я бо жадної провини не знаходжу на ньому.» А юдеї йому: «У нас є закон, і за законом мусить він умерти, бо він із себе Сина Божого зробив.» Як почув те слово Пилат, стривожився ще дужче. Повернувся він ще раз у Преторію та й каже Ісусові: «Звідкіля ти?» Не дав же йому Ісус одвіту. «Зо мною не розмовляєш, – каже йому Пилат, – чи не знаєш, що в мене влада відпустити тебе і влада розіп’ясти тебе?» І відрік Ісус: «Не мав би ти надо мною ніякої влади, якби тобі не було дано згори. Через те на отому, хто мене тобі видав, більший гріх.» Від тієї хвилини шукав Пилат можливости, як би його відпустити. Але юдеї кричали: «Відпустиш його, то не будеш кесаревим другом! Усяк, хто з себе робить царя, кесареві спротивляється!» Тож зачувши ті слова, вивів Пилат Ісуса і сів на суддівське сидіння, на місці, яке має назву Літостротон, а по-єврейському – Гаввата. А був то день, коли споготовлювали Пасху, близько шостої години. І каже до юдеїв: «Ось цар ваш.» Ті ж закричали: «Геть! Геть! Розіпни його!» А Пилат їм: «Маю я вашого царя розіп’ясти?» І відповіли первосвященики: «Нема в нас царя, тільки кесар!» І тоді видав він його їм на розп’яття. І забрали вони Ісуса; і, несучи для себе хрест, вийшов він на місце, зване Череп, а по-єврейськи Голгота, де його і розіп’яли, а з ним двох інших: по одному з кожного боку, Ісуса ж – посередині. Пилат же звелів написати напис і на хресті його примістити. Написано було: «Ісус Назарянин Цар Юдейський.» Багато з юдеїв читали той напис, місце бо, де розп’ято Ісуса, було близько міста. Написано ж напис було по-єврейському, по-грецькому і по-римському. Тож первосвященики юдейські мовили до Пилата: «Не пиши: Цар Юдейський, – але, що він сказав: Я – Цар Юдейський!» Та Пилат відрік: «Що написав я, те написав.» Тоді вояки, розіп’явши Ісуса, узяли його одіж та й зробили чотири частини, по одній частині кожному воякові, і хітон. Та був хітон не пошитий, лише ввесь від верху тканий. Тому домовилися між собою: «Не дерімо його, а киньмо на нього жереб, на кого впаде.» А тим же мало здійснитись Писання: «Мою одіж розділили між собою, на шату ж мою кинули жереб.» Отож і вчинили так вояки. А при хресті Ісусовім стояли його мати, сестра його матері, Марія Клеопова та Марія Магдалина. Бачивши Ісус матір і біля неї учня, що стояв, – а його ж любив він, – мовить до матері: «Жінко, ось син твій.» А тоді й до учня мовить: «Ось матір твоя.» І від тієї хвилі учень узяв її до себе. А по тому Ісус, знавши, що все вже довершилося, щоб здійснилось Писання, промовив: «Спраглий я!» Стояла ж посудина, сповнена оцтом. От і подали йому до уст настромлену на тростину губку, просяклу оцтом. І, скоштувавши оцту, вимовив Ісус: «Звершилось»; і схиливши голову, віддав духа. Через те, що це була п’ятниця, отже, щоб не залишилися в суботу тіла на хресті, – бо був Великдень тієї суботи, – то юдеї попросили Пилата, щоби переламали їм голінки й познімали з хреста. Отож вояки прийшли і переламали </w:t>
+        <w:t>моє царство від цього світу, то сторожа моя була б воювала, щоби мене не видали юдеям. Але не звідсіля моє царство.» «То ти таки цар?» – мовив до нього Пилат. І відповів Ісус: «Ти кажеш, що я цар. Я на те уродився і прийшов у світ на те, щоб свідчити істину. Кожен, хто від істини, слухає голос мій.» «Що таке – істина?» – озвався Пилат до нього. І сказавши те, вийшов знов до юдеїв і каже до них: «Жадної провини не знаходжу я на ньому. Є у вас, однак, звичай, щоб на Пасху відпустив я вам одного. Тож хочете, щоб я вам юдейського царя відпустив?» «Ні, не його!» – знову, закричали ті, – але Варавву!» А був же Варавва розбійник.</w:t>
+      </w:r>
+    </w:p>
+    <w:p>
+      <w:pPr>
+        <w:shd w:val="clear" w:color="auto" w:fill="FFFFFF"/>
+        <w:spacing w:after="120"/>
+        <w:jc w:val="both"/>
+        <w:rPr>
+          <w:i/>
+          <w:color w:val="FF0000"/>
+          <w:sz w:val="24"/>
+          <w:szCs w:val="24"/>
+        </w:rPr>
+      </w:pPr>
+      <w:r>
+        <w:rPr>
+          <w:sz w:val="24"/>
+          <w:szCs w:val="24"/>
+        </w:rPr>
+        <w:t xml:space="preserve">Забрав тоді Пилат Ісуса та й звелів його бичувати. А вояки, сплівши вінок із тернини, вклали йому на голову ще й зодягли його у багряницю і, підступаючи до нього, казали: «Радуйся, царю юдейський!» І били його в обличчя. Знову вийшов Пилат надвір і до них промовляє: «Ото виводжу вам його, щоб ви знали, що я жадної провини на ньому не знаходжу.» І вийшов Ісус у вінку терновім та в багряниці. І сказав їм Пилат: «Ось чоловік!» Та скоро побачили його первосвященики та слуги, закричали: «Розіпни! Розіпни!» Каже Пилат їм: «Беріть його ви і розіпніть, я бо жадної провини не знаходжу на ньому.» А юдеї йому: «У нас є закон, і за законом мусить він умерти, бо він із себе Сина Божого зробив.» Як почув те слово Пилат, стривожився ще дужче. Повернувся він ще раз у Преторію та й каже Ісусові: «Звідкіля ти?» Не дав же йому Ісус одвіту. «Зо мною не розмовляєш, – каже йому Пилат, – чи не знаєш, що в мене влада відпустити тебе і влада розіп’ясти тебе?» І відрік Ісус: «Не мав би ти надо мною ніякої влади, якби тобі не було дано згори. Через те на отому, хто мене тобі видав, більший гріх.» Від тієї хвилини шукав Пилат можливости, як би його відпустити. Але юдеї кричали: «Відпустиш його, то не будеш кесаревим другом! Усяк, хто з себе робить царя, кесареві спротивляється!» Тож зачувши ті слова, вивів Пилат Ісуса і сів на суддівське сидіння, на місці, яке має назву Літостротон, а по-єврейському – Гаввата. А був то день, коли споготовлювали Пасху, близько шостої години. І каже до юдеїв: «Ось цар ваш.» Ті ж закричали: «Геть! Геть! Розіпни його!» А Пилат їм: «Маю я вашого царя розіп’ясти?» І відповіли первосвященики: «Нема в нас царя, тільки кесар!» І тоді видав він його їм на розп’яття. І забрали вони Ісуса; і, несучи для себе хрест, вийшов він на місце, зване Череп, а по-єврейськи Голгота, де його і розіп’яли, а з ним двох інших: по одному з кожного боку, Ісуса ж – посередині. Пилат же звелів написати напис і на хресті його примістити. Написано було: «Ісус Назарянин Цар Юдейський.» Багато з юдеїв читали той напис, місце бо, де розп’ято Ісуса, було близько міста. Написано ж напис було по-єврейському, по-грецькому і по-римському. Тож первосвященики юдейські мовили до Пилата: «Не пиши: Цар Юдейський, – але, що він сказав: Я – Цар Юдейський!» Та Пилат відрік: «Що написав я, те написав.» Тоді вояки, розіп’явши Ісуса, узяли його одіж та й зробили чотири частини, по одній частині кожному воякові, і хітон. Та був хітон не пошитий, лише ввесь від верху тканий. Тому домовилися між собою: «Не дерімо його, а киньмо на нього жереб, на кого впаде.» А тим же мало здійснитись Писання: «Мою одіж розділили між собою, на шату ж мою кинули жереб.» Отож і вчинили так вояки. А при хресті Ісусовім стояли його мати, сестра його матері, Марія Клеопова та Марія Магдалина. Бачивши Ісус матір і біля неї учня, що стояв, – а його ж любив він, – мовить до матері: «Жінко, ось син твій.» А тоді й до учня мовить: «Ось матір твоя.» І від тієї хвилі учень узяв її до себе. А по тому Ісус, знавши, що все вже довершилося, щоб здійснилось Писання, промовив: «Спраглий я!» Стояла ж посудина, сповнена оцтом. От і подали йому до уст настромлену на тростину губку, просяклу оцтом. І, скоштувавши оцту, вимовив Ісус: «Звершилось»; і схиливши голову, віддав духа. Через те, що це була п’ятниця, отже, щоб не залишилися в суботу тіла на хресті, – бо був Великдень тієї суботи, – то юдеї попросили Пилата, щоби переламали їм голінки й познімали з хреста. Отож вояки прийшли і переламали першому голінки і другому, який був з ним </w:t>
       </w:r>
       <w:r>
         <w:rPr>
@@ -17671,13 +17684,13 @@
           <w:szCs w:val="24"/>
         </w:rPr>
         <w:lastRenderedPageBreak/>
-        <w:t>першому голінки і другому, який був з ним розіп’ятий. Та коли підступили до Ісуса й побачили, що він уже мертвий, то голінок не перебивали йому, лиш один з вояків проколов йому списом бік. І потекла негайно ж кров – і вода. І той, який бачив, свідчить те, і правдиве свідчення його; і він знає, що говорить правду – щоб ви теж увірували. Бо сталося те, щоб Писання здійснилось: «Кістка його не буде поламана.»</w:t>
-      </w:r>
-      <w:r>
-        <w:rPr>
-          <w:sz w:val="24"/>
-          <w:szCs w:val="24"/>
-          <w:lang w:val="en-US"/>
+        <w:t>розіп’ятий. Та коли підступили до Ісуса й побачили, що він уже мертвий, то голінок не перебивали йому, лиш один з вояків проколов йому списом бік. І потекла негайно ж кров – і вода. І той, який бачив, свідчить те, і правдиве свідчення його; і він знає, що говорить правду – щоб ви теж увірували. Бо сталося те, щоб Писання здійснилось: «Кістка його не буде поламана.»</w:t>
+      </w:r>
+      <w:r>
+        <w:rPr>
+          <w:sz w:val="24"/>
+          <w:szCs w:val="24"/>
+          <w:lang w:val="ru-MD"/>
         </w:rPr>
         <w:t xml:space="preserve"> </w:t>
       </w:r>
@@ -17703,7 +17716,7 @@
           <w:color w:val="FF0000"/>
           <w:sz w:val="24"/>
           <w:szCs w:val="24"/>
-          <w:lang w:val="en-US"/>
+          <w:lang w:val="ru-MD"/>
         </w:rPr>
         <w:t xml:space="preserve"> </w:t>
       </w:r>
@@ -17722,7 +17735,7 @@
           <w:color w:val="FF0000"/>
           <w:sz w:val="24"/>
           <w:szCs w:val="24"/>
-          <w:lang w:val="en-US"/>
+          <w:lang w:val="ru-MD"/>
         </w:rPr>
         <w:t xml:space="preserve"> </w:t>
       </w:r>
@@ -17741,7 +17754,7 @@
           <w:color w:val="FF0000"/>
           <w:sz w:val="24"/>
           <w:szCs w:val="24"/>
-          <w:lang w:val="en-US"/>
+          <w:lang w:val="ru-MD"/>
         </w:rPr>
         <w:t>,</w:t>
       </w:r>
@@ -20005,7 +20018,6 @@
       </w:pPr>
       <w:r>
         <w:rPr>
-          <w:rFonts w:ascii="Times New Roman" w:hAnsi="Times New Roman"/>
           <w:i/>
           <w:color w:val="FF0000"/>
           <w:sz w:val="24"/>
@@ -20014,7 +20026,6 @@
       </w:r>
       <w:r>
         <w:rPr>
-          <w:rFonts w:ascii="Times New Roman" w:hAnsi="Times New Roman"/>
           <w:sz w:val="24"/>
         </w:rPr>
         <w:t xml:space="preserve"> Христос, істинний Бог наш, що за спасіння світу витерпів знущання й катування, хрест і смерть, молитвами пречистої своєї Матері, святих славних і всехвальних апостолів, преподобних і богоносних отців наших, і всіх святих, помилує і спасе нас, як благий і чоловіколюбець.</w:t>
@@ -20069,7 +20080,7 @@
 </file>
 
 <file path=word/styles.xml><?xml version="1.0" encoding="utf-8"?>
-<w:styles xmlns:mc="http://schemas.openxmlformats.org/markup-compatibility/2006" xmlns:r="http://schemas.openxmlformats.org/officeDocument/2006/relationships" xmlns:w="http://schemas.openxmlformats.org/wordprocessingml/2006/main" xmlns:w14="http://schemas.microsoft.com/office/word/2010/wordml" xmlns:w15="http://schemas.microsoft.com/office/word/2012/wordml" xmlns:w16cex="http://schemas.microsoft.com/office/word/2018/wordml/cex" xmlns:w16cid="http://schemas.microsoft.com/office/word/2016/wordml/cid" xmlns:w16="http://schemas.microsoft.com/office/word/2018/wordml" xmlns:w16se="http://schemas.microsoft.com/office/word/2015/wordml/symex" mc:Ignorable="w14 w15 w16se w16cid w16 w16cex">
+<w:styles xmlns:mc="http://schemas.openxmlformats.org/markup-compatibility/2006" xmlns:r="http://schemas.openxmlformats.org/officeDocument/2006/relationships" xmlns:w="http://schemas.openxmlformats.org/wordprocessingml/2006/main" xmlns:w14="http://schemas.microsoft.com/office/word/2010/wordml" xmlns:w15="http://schemas.microsoft.com/office/word/2012/wordml" xmlns:w16cex="http://schemas.microsoft.com/office/word/2018/wordml/cex" xmlns:w16cid="http://schemas.microsoft.com/office/word/2016/wordml/cid" xmlns:w16="http://schemas.microsoft.com/office/word/2018/wordml" xmlns:w16sdtdh="http://schemas.microsoft.com/office/word/2020/wordml/sdtdatahash" xmlns:w16se="http://schemas.microsoft.com/office/word/2015/wordml/symex" mc:Ignorable="w14 w15 w16se w16cid w16 w16cex w16sdtdh">
   <w:docDefaults>
     <w:rPrDefault>
       <w:rPr>
@@ -20236,7 +20247,7 @@
     <w:lsdException w:name="Table Web 2" w:semiHidden="1" w:unhideWhenUsed="1"/>
     <w:lsdException w:name="Table Web 3" w:semiHidden="1" w:unhideWhenUsed="1"/>
     <w:lsdException w:name="Balloon Text" w:semiHidden="1" w:unhideWhenUsed="1"/>
-    <w:lsdException w:name="Table Grid" w:locked="1" w:semiHidden="1" w:uiPriority="0" w:unhideWhenUsed="1"/>
+    <w:lsdException w:name="Table Grid" w:locked="1" w:uiPriority="0"/>
     <w:lsdException w:name="Table Theme" w:semiHidden="1" w:unhideWhenUsed="1"/>
     <w:lsdException w:name="Placeholder Text" w:semiHidden="1"/>
     <w:lsdException w:name="No Spacing" w:uiPriority="1" w:qFormat="1"/>
@@ -20602,6 +20613,7 @@
   <w:style w:type="character" w:default="1" w:styleId="DefaultParagraphFont">
     <w:name w:val="Default Paragraph Font"/>
     <w:uiPriority w:val="1"/>
+    <w:semiHidden/>
     <w:unhideWhenUsed/>
   </w:style>
   <w:style w:type="table" w:default="1" w:styleId="TableNormal">
